--- a/outputs/09_robustness_analysis/T20_noise_robustness.docx
+++ b/outputs/09_robustness_analysis/T20_noise_robustness.docx
@@ -27222,7 +27222,7 @@
           <w:i/>
           <w:sz w:val="14"/>
         </w:rPr>
-        <w:t>Generated by PV-MEPCG / PulseVision at 2026-09-09T07:15:52.873072+00:00</w:t>
+        <w:t>Generated by PV-MEPCG / PulseVision at 2026-09-10T17:03:02.229387+00:00</w:t>
       </w:r>
     </w:p>
     <w:sectPr>
